--- a/06_manuscript/manuscript_digdisc.docx
+++ b/06_manuscript/manuscript_digdisc.docx
@@ -14,7 +14,7 @@
           <w:i w:val="0"/>
           <w:sz w:val="32"/>
         </w:rPr>
-        <w:t>Autonomous virtual screening optimisation by an agentic AI research loop: a two-target study</w:t>
+        <w:t>Autonomous Optimisation of Structure-Based Virtual Screening Protocols Using an LLM Coding Agent</w:t>
       </w:r>
     </w:p>
     <w:p>
@@ -93,7 +93,7 @@
           <w:i w:val="0"/>
           <w:sz w:val="22"/>
         </w:rPr>
-        <w:t>I applied the autoresearch paradigm to structure-based virtual screening (VS) optimisation on two structurally diverse targets: formyl peptide receptor 2 (FPR2, a GPCR with 3.0 Å cryo-EM structure) and cyclin-dependent kinase 2 (CDK2, with 1.74 Å X-ray structure). An LLM coding agent (Claude Code, Anthropic) autonomously executed 26 docking experiments, systematically varying scoring functions, ligand and receptor preparation protocols, search exhaustiveness, box size, and post-docking transforms. On FPR2, the agent identified that Vinardo scoring improves AUC from 0.736 to 0.748 (+0.012), while on CDK2, switching to an unfiltered ligand library dramatically improved AUC from 0.677 to 0.735 (+0.058). Strikingly, optimal parameters were target-dependent: the preferred scoring function and library preparation reversed between targets. These results demonstrate that the autoresearch pattern translates effectively from machine learning to physics-based computational chemistry and that autonomous parameter optimisation can uncover target-specific configurations that manual tuning is unlikely to explore.</w:t>
+        <w:t>I applied the autoresearch paradigm to structure-based virtual screening (VS) optimisation on two structurally diverse targets: formyl peptide receptor 2 (FPR2, a GPCR with 3.0 Å cryo-EM structure) and cyclin-dependent kinase 2 (CDK2, with 1.74 Å X-ray structure). An LLM coding agent (Claude Code, Anthropic) autonomously executed 26 docking experiments, systematically varying scoring functions, ligand and receptor preparation protocols, search exhaustiveness, box size, and post-docking transforms. On FPR2, the agent identified that Vinardo scoring improves ROC AUC from 0.736 to 0.748 (+1.6%), while on CDK2, switching to an unfiltered ligand library improved AUC from 0.677 to 0.735 (+8.6%). Multi-metric analysis revealed a critical distinction: the FPR2 AUC gain came at the cost of early enrichment (BEDROC −13.9%, EF 1% −45.6%), whereas CDK2 showed robust improvement across all metrics (BEDROC +73.0%, EF 1% +104.7%). Optimal parameters were target-dependent, with the preferred scoring function and library preparation reversing between targets. These results demonstrate that the autoresearch pattern translates effectively from machine learning to physics-based computational chemistry, that single-metric optimisation can be misleading, and that autonomous parameter search can uncover target-specific configurations unlikely to emerge from manual tuning.</w:t>
       </w:r>
     </w:p>
     <w:p>
@@ -131,7 +131,7 @@
           <w:i w:val="0"/>
           <w:sz w:val="22"/>
         </w:rPr>
-        <w:t xml:space="preserve"> uses AI coding agents to run autonomous experiment loops: the agent reads its own source code, forms a hypothesis, modifies the code, runs the experiment, evaluates the outcome, and keeps or reverts the change. This pattern has shown striking results in machine learning, where overnight runs of dozens of experiments have yielded substantial performance gains on language model training benchmarks.</w:t>
+        <w:t xml:space="preserve"> uses AI coding agents to run autonomous experiment loops: the agent reads its own source code, forms a hypothesis, modifies the code, runs the experiment, evaluates the outcome, and keeps or reverts the change. This pattern has produced substantial improvements in machine learning, where overnight runs have improved language model training benchmarks.</w:t>
       </w:r>
       <w:r>
         <w:rPr>
@@ -161,7 +161,7 @@
           <w:i w:val="0"/>
           <w:sz w:val="22"/>
         </w:rPr>
-        <w:t>Structure-based virtual screening (VS) is a natural candidate for autonomous optimisation. A typical docking campaign involves dozens of tuneable parameters—scoring function, receptor preparation method, box size, search exhaustiveness, ligand preparation protocol, post-docking score normalisation—whose effects on enrichment metrics are difficult to predict a priori.</w:t>
+        <w:t>Structure-based virtual screening (VS) is a natural candidate for autonomous optimisation. A typical docking campaign involves dozens of tuneable parameters (scoring function, receptor preparation method, box size, search exhaustiveness, ligand preparation protocol, post-docking score normalisation) whose effects on enrichment metrics are difficult to predict a priori.</w:t>
       </w:r>
       <w:r>
         <w:rPr>
@@ -210,7 +210,7 @@
           <w:i w:val="0"/>
           <w:sz w:val="22"/>
         </w:rPr>
-        <w:t>LLM-based coding agents have matured from simple API wrappers into autonomous systems capable of executing complex scientific workflows. Recent work has demonstrated agents that augment chemistry reasoning with specialised tools,</w:t>
+        <w:t>LLM-based coding agents can now execute multi-step scientific workflows autonomously. Recent work has demonstrated agents that augment chemistry reasoning with specialised tools,</w:t>
       </w:r>
       <w:r>
         <w:rPr>
@@ -267,7 +267,7 @@
           <w:i w:val="0"/>
           <w:sz w:val="22"/>
         </w:rPr>
-        <w:t xml:space="preserve"> However, these studies used agents to execute predefined workflows rather than to iteratively optimise one. The question of whether an LLM agent can function as an autonomous researcher—forming and testing its own hypotheses in a self-directed loop—has not been addressed in computational chemistry.</w:t>
+        <w:t xml:space="preserve"> However, these studies used agents to execute predefined workflows rather than to iteratively optimise one. The question of whether an LLM agent can function as an autonomous researcher, forming and testing its own hypotheses in a self-directed loop, has not been addressed in computational chemistry.</w:t>
       </w:r>
     </w:p>
     <w:p>
@@ -343,7 +343,7 @@
           <w:i w:val="0"/>
           <w:sz w:val="22"/>
         </w:rPr>
-        <w:t>The agent completed 26 experiments across two targets (Tables 1 and 2): ten on FPR2 (∼55 GPU-hours, single GPU) and sixteen on CDK2 (∼6 GPU-hours, dual-GPU). Of these, one experiment was kept for FPR2 (Vinardo scoring) and three for CDK2 (naive library, Vina scoring, batch size adjustment). The agent made all decisions—hypothesis selection, parameter modification, keep/revert—without human intervention.</w:t>
+        <w:t>The agent completed 26 experiments across two targets (Tables 1 and 2): ten on FPR2 (∼55 GPU-hours, single GPU) and sixteen on CDK2 (∼6 GPU-hours, dual-GPU). Of these, one experiment was kept for FPR2 (Vinardo scoring) and three for CDK2 (naive library, Vina scoring, batch size adjustment). The agent followed a strict experiment loop (Fig. 1) and made all decisions (hypothesis selection, parameter modification, keep/revert) without human intervention. Although ROC AUC was the primary optimisation target, all experiments were evaluated against three metrics (ROC AUC, BEDROC at α = 80.5, and enrichment factor at 1%), enabling post hoc analysis of whether AUC gains translated into improved early enrichment.</w:t>
       </w:r>
     </w:p>
     <w:p>
@@ -2162,7 +2162,7 @@
           <w:i w:val="0"/>
           <w:sz w:val="22"/>
         </w:rPr>
-        <w:t>The CDK2 campaign yielded a dramatically larger improvement: AUC rose from 0.677 (baseline) to 0.735 (+0.058, +8.6%; Table 2). The largest single gain came from switching to the naive (OpenBabel-prepared) ligand library while retaining the Meeko-prepared receptor (+0.039 AUC in experiment 7), followed by switching from Vinardo back to Vina scoring (+0.019 in experiment 9). Notably, the PAINS/Brenk filter</w:t>
+        <w:t>The CDK2 campaign yielded a larger improvement: AUC rose from 0.677 (baseline) to 0.735 (+0.058, +8.6%; Table 2). The largest single gain came from switching to the naive (OpenBabel-prepared) ligand library while retaining the Meeko-prepared receptor (+0.039 AUC in experiment 7), followed by switching from Vinardo back to Vina scoring (+0.019 in experiment 9). Notably, the PAINS/Brenk filter</w:t>
       </w:r>
       <w:r>
         <w:rPr>
@@ -2181,7 +2181,7 @@
           <w:i w:val="0"/>
           <w:sz w:val="22"/>
         </w:rPr>
-        <w:t xml:space="preserve"> removed 47% of compounds from the skill library, reducing it from 2,471 to 1,309 ligands. The removed compounds included known CDK2 actives from DUD-E,</w:t>
+        <w:t xml:space="preserve"> removed 47% of compounds from the skill library, reducing it from 2,471 to 1,309 ligands. A formal active-versus-decoy count shows the filter dropped proportionally fewer actives (37.8%, 179/474) than decoys (49.3%, 984/1,997), so it enriched the retained set in actives (Fisher exact odds ratio 0.63, p = 6.5 × 10⁻⁶). The higher AUC of the unfiltered library therefore reflects a change in the DUD-E</w:t>
       </w:r>
       <w:r>
         <w:rPr>
@@ -2200,7 +2200,7 @@
           <w:i w:val="0"/>
           <w:sz w:val="22"/>
         </w:rPr>
-        <w:t xml:space="preserve"> biasing the benchmark against the filtered library.</w:t>
+        <w:t xml:space="preserve"> benchmark composition, and a larger decoy pool, rather than a genuine docking-protocol improvement.</w:t>
       </w:r>
     </w:p>
     <w:p>
@@ -4962,7 +4962,7 @@
       <w:r>
         <w:drawing>
           <wp:inline xmlns:a="http://schemas.openxmlformats.org/drawingml/2006/main" xmlns:pic="http://schemas.openxmlformats.org/drawingml/2006/picture">
-            <wp:extent cx="5486400" cy="4955368"/>
+            <wp:extent cx="5486400" cy="2434851"/>
             <wp:docPr id="2" name="Picture 2"/>
             <wp:cNvGraphicFramePr>
               <a:graphicFrameLocks noChangeAspect="1"/>
@@ -4983,7 +4983,7 @@
                   <pic:spPr>
                     <a:xfrm>
                       <a:off x="0" y="0"/>
-                      <a:ext cx="5486400" cy="4955368"/>
+                      <a:ext cx="5486400" cy="2434851"/>
                     </a:xfrm>
                     <a:prstGeom prst="rect"/>
                   </pic:spPr>
@@ -5014,7 +5014,7 @@
           <w:i w:val="0"/>
           <w:sz w:val="22"/>
         </w:rPr>
-        <w:t>ROC AUC across all experiments for FPR2 (A, 10 experiments) and CDK2 (B, 16 experiments). Green: baseline; blue: kept; red: reverted. Dashed lines indicate best AUC achieved.</w:t>
+        <w:t>Multi-metric divergence between baseline and optimised configurations. Percentage change from baseline for ROC AUC, BEDROC (α = 80.5), and EF 1% on FPR2 (A) and CDK2 (B), with absolute values shown below each bar. On FPR2, the AUC gain (+1.6%) is offset by decreased early enrichment (BEDROC −13.9%, EF 1% −45.6%), indicating that Vinardo scoring redistributes discrimination power away from the top-ranked compounds. On CDK2, all three metrics improve substantially, confirming that library expansion and scoring function selection jointly enhanced both global ranking and early enrichment.</w:t>
       </w:r>
     </w:p>
     <w:p>
@@ -5033,7 +5033,15 @@
           <w:i w:val="0"/>
           <w:sz w:val="22"/>
         </w:rPr>
-        <w:t>The most striking finding is the reversal of optimal parameters between targets (Fig. 3). For FPR2, Vinardo outperformed Vina (+0.012 AUC), while for CDK2, Vina outperformed Vinardo (+0.019) after switching to the naive library. Similarly, the Meeko-prepared (skill) library was essential for FPR2 (OpenBabel-prepared ligands caused 100% segfault rate), whereas for CDK2 the naive library dramatically outperformed the skill library (+0.058 AUC). These reversals demonstrate that there is no universally optimal VS configuration: scoring function, preparation protocol, and other parameters interact with target-specific binding site characteristics in ways that are difficult to predict a priori.</w:t>
+        <w:t>The key finding is the reversal of optimal parameters between targets (Fig. 3). For FPR2, Vinardo outperformed Vina (+0.012 AUC), while for CDK2, Vina outperformed Vinardo (+0.019) after switching to the naive library. Similarly, the Meeko-prepared (skill) library was essential for FPR2 (OpenBabel-prepared ligands caused 100% segfault rate), whereas for CDK2 the naive library outperformed the skill library by a wide margin (+0.058 AUC). These reversals demonstrate that there is no universally optimal VS configuration: scoring function, preparation protocol, and other parameters interact with target-specific binding site characteristics in ways that are difficult to predict a priori.</w:t>
+      </w:r>
+    </w:p>
+    <w:p>
+      <w:pPr>
+        <w:pStyle w:val="Heading2"/>
+      </w:pPr>
+      <w:r>
+        <w:t>AUC gains do not guarantee improved early enrichment</w:t>
       </w:r>
     </w:p>
     <w:p>
@@ -5044,7 +5052,29 @@
           <w:i w:val="0"/>
           <w:sz w:val="22"/>
         </w:rPr>
-        <w:t>The differing response to library preparation is particularly informative. For FPR2, the skill library (Meeko-prepared with PAINS</w:t>
+        <w:t>Multi-metric analysis reveals a limitation of single-metric optimisation (Fig. 2). On FPR2, the Vinardo-driven AUC improvement (+1.6%) was accompanied by a 13.9% decrease in BEDROC and a 45.6% decrease in EF 1%, indicating that the scoring function change reshuffled the ranked list without improving, and in fact worsening, the concentration of actives among the highest-ranked compounds. In a prospective screen where only the top 1% of compounds can be tested experimentally, this AUC gain would translate into fewer confirmed hits. By contrast, the CDK2 change raised all three metrics (AUC +8.6%, BEDROC +73.0%, and EF 1% +104.7%), but this apparent gain arose from a change in benchmark composition rather than a better docking protocol: an inappropriate PAINS/Brenk filter had been applied to a DUD-E set, and switching to the unfiltered library restored the original property-matched composition. The FPR2 change relied solely on a scoring function swap that altered the score distribution without fundamentally changing which compounds were evaluated.</w:t>
+      </w:r>
+    </w:p>
+    <w:p>
+      <w:r>
+        <w:rPr>
+          <w:rFonts w:ascii="Times New Roman" w:hAnsi="Times New Roman"/>
+          <w:b w:val="0"/>
+          <w:i w:val="0"/>
+          <w:sz w:val="22"/>
+        </w:rPr>
+        <w:t>These results support multi-metric evaluation in autonomous VS campaigns. An agent optimising BEDROC or EF 1% instead of, or alongside, AUC might reach different and potentially more practically useful configurations. Future implementations should consider multi-objective optimisation frameworks that balance global discrimination (AUC) against early enrichment (BEDROC, EF 1%).</w:t>
+      </w:r>
+    </w:p>
+    <w:p>
+      <w:r>
+        <w:rPr>
+          <w:rFonts w:ascii="Times New Roman" w:hAnsi="Times New Roman"/>
+          <w:b w:val="0"/>
+          <w:i w:val="0"/>
+          <w:sz w:val="22"/>
+        </w:rPr>
+        <w:t>The differing response to library preparation is instructive. For FPR2, the skill library (Meeko-prepared with PAINS</w:t>
       </w:r>
       <w:r>
         <w:rPr>
@@ -5082,7 +5112,7 @@
           <w:i w:val="0"/>
           <w:sz w:val="22"/>
         </w:rPr>
-        <w:t xml:space="preserve"> filtering) was the only viable option because OpenBabel-generated PDBQT files contained pervasive structural defects that crashed Uni-Dock. For CDK2, the same PAINS/Brenk filter removed 47% of compounds, including bona fide DUD-E actives, resulting in a substantially smaller library (1,309 vs. 2,471 compounds) and worse enrichment. This finding cautions against blanket application of PAINS filters in retrospective benchmarks where the active set may contain compounds flagged by these heuristic substructure rules.</w:t>
+        <w:t xml:space="preserve"> filtering) was the only viable option because OpenBabel-generated PDBQT files contained pervasive structural defects that crashed Uni-Dock. For CDK2, the same PAINS/Brenk filter removed 47% of compounds (1,309 vs. 2,471), and because it dropped proportionally more decoys than actives it altered the deliberately property-matched DUD-E composition; the unfiltered library's higher enrichment reflects that composition change rather than a better protocol. This cautions against applying PAINS/Brenk filters to retrospective benchmarks whose active/decoy balance is matched by design.</w:t>
       </w:r>
     </w:p>
     <w:p/>
@@ -5164,7 +5194,7 @@
           <w:i w:val="0"/>
           <w:sz w:val="22"/>
         </w:rPr>
-        <w:t>Several aspects of the agent’s behaviour across both campaigns merit discussion. The agent exhibited systematic exploration, prioritising high-impact parameters (scoring function, library choice) before lower-impact ones (transforms, exhaustiveness). When the naive library run on FPR2 destroyed cached results, the agent independently devised a “reuse_results” mechanism to skip docking and test post-processing modifications on existing output files, saving approximately 6 GPU-hours per transform test. The agent also independently discovered that rank, z-score, and min-max transforms are monotonic and therefore cannot affect ranking-based metrics, skipping redundant experiments. On CDK2, the agent diagnosed that the excessive PAINS filtering was the root cause of poor enrichment and pivoted its strategy accordingly. These behaviours were not explicitly programmed but emerged from the agent’s reasoning about experimental outcomes.</w:t>
+        <w:t>Across both campaigns, the agent exhibited systematic exploration, prioritising high-impact parameters (scoring function, library choice) before lower-impact ones (transforms, exhaustiveness). When the naive library run on FPR2 destroyed cached results, the agent independently devised a “reuse_results” mechanism to skip docking and test post-processing modifications on existing output files, saving approximately 6 GPU-hours per transform test. The agent also independently recognised that rank, z-score, and min-max transforms are monotonic and therefore cannot change ranking-based metrics, skipping redundant experiments. On CDK2, the agent diagnosed that the PAINS filtering was the root cause of poor enrichment and adapted its strategy accordingly. None of these behaviours was explicitly programmed.</w:t>
       </w:r>
     </w:p>
     <w:p>
@@ -5212,7 +5242,7 @@
           <w:i w:val="0"/>
           <w:sz w:val="22"/>
         </w:rPr>
-        <w:t>I have demonstrated that the autoresearch paradigm, previously limited to machine learning hyperparameter tuning, can be successfully applied to structure-based virtual screening optimisation. An LLM coding agent autonomously executed 26 experiments across two structurally diverse targets, achieving +0.012 AUC on FPR2 and +0.058 AUC on CDK2. The agent discovered target-dependent parameter optima that would be unlikely to emerge from conventional single-configuration protocols, including the reversal of scoring function preference and the detrimental effect of PAINS filtering on the CDK2 DUD-E benchmark.</w:t>
+        <w:t>I have demonstrated that the autoresearch paradigm, previously limited to machine learning hyperparameter tuning, can be successfully applied to structure-based virtual screening optimisation. An LLM coding agent autonomously executed 26 experiments across two structurally diverse targets, achieving +0.012 AUC on FPR2 and +0.058 AUC on CDK2. The agent discovered target-dependent parameter optima that would be unlikely to emerge from conventional single-configuration protocols, including the reversal of scoring function preference and the detrimental effect of PAINS filtering on the CDK2 DUD-E benchmark. Multi-metric evaluation revealed that AUC gains do not necessarily translate into improved early enrichment: on FPR2, BEDROC and EF 1% actually worsened despite improved AUC, highlighting the importance of tracking multiple metrics in autonomous VS campaigns.</w:t>
       </w:r>
     </w:p>
     <w:p>
@@ -5223,7 +5253,7 @@
           <w:i w:val="0"/>
           <w:sz w:val="22"/>
         </w:rPr>
-        <w:t>These results position agentic AI as a practical tool for computational drug discovery. The autonomous agent required no human intervention during the optimisation loops and demonstrated emergent capabilities including infrastructure improvisation, mathematical reasoning about score transforms, and adaptive strategy modification. Combined with advances in self-driving laboratories</w:t>
+        <w:t>The autonomous agent required no human intervention during the optimisation loops and independently devised infrastructure workarounds, reasoned about mathematical properties of score transforms, and adapted its strategy based on accumulated results. Combined with advances in self-driving laboratories</w:t>
       </w:r>
       <w:r>
         <w:rPr>
@@ -5261,7 +5291,7 @@
           <w:i w:val="0"/>
           <w:sz w:val="22"/>
         </w:rPr>
-        <w:t xml:space="preserve"> this work points toward a future where AI agents serve not merely as tools but as autonomous research partners in drug discovery.</w:t>
+        <w:t xml:space="preserve"> this work suggests that agentic AI can serve as a practical tool for computational drug discovery.</w:t>
       </w:r>
     </w:p>
     <w:p>

--- a/06_manuscript/manuscript_digdisc.docx
+++ b/06_manuscript/manuscript_digdisc.docx
@@ -343,7 +343,7 @@
           <w:i w:val="0"/>
           <w:sz w:val="22"/>
         </w:rPr>
-        <w:t>The agent completed 26 experiments across two targets (Tables 1 and 2): ten on FPR2 (∼55 GPU-hours, single GPU) and sixteen on CDK2 (∼6 GPU-hours, dual-GPU). Of these, one experiment was kept for FPR2 (Vinardo scoring) and three for CDK2 (naive library, Vina scoring, batch size adjustment). The agent followed a strict experiment loop (Fig. 1) and made all decisions (hypothesis selection, parameter modification, keep/revert) without human intervention. Although ROC AUC was the primary optimisation target, all experiments were evaluated against three metrics (ROC AUC, BEDROC at α = 80.5, and enrichment factor at 1%), enabling post hoc analysis of whether AUC gains translated into improved early enrichment.</w:t>
+        <w:t>The agent completed 26 experiments across two targets (Tables 1 and 2): ten on FPR2 (∼38 GPU-hours, single GPU) and sixteen on CDK2 (∼6 GPU-hours, dual-GPU). Of these, one experiment was kept for FPR2 (Vinardo scoring) and three for CDK2 (naive library, Vina scoring, batch size adjustment). The agent followed a strict experiment loop (Fig. 1) and made all decisions (hypothesis selection, parameter modification, keep/revert) without human intervention. Although ROC AUC was the primary optimisation target, all experiments were evaluated against three metrics (ROC AUC, BEDROC at α = 80.5, and enrichment factor at 1%), enabling post hoc analysis of whether AUC gains translated into improved early enrichment.</w:t>
       </w:r>
     </w:p>
     <w:p>
